--- a/public/assets/files/niestacjonarne/TFN.docx
+++ b/public/assets/files/niestacjonarne/TFN.docx
@@ -523,6 +523,7 @@
                 <w:i w:val="0"/>
                 <w:sz w:val="22"/>
               </w:rPr>
+              <w:t>I</w:t>
             </w:r>
           </w:p>
         </w:tc>
@@ -560,6 +561,7 @@
                 <w:i w:val="0"/>
                 <w:sz w:val="22"/>
               </w:rPr>
+              <w:t>obligatoryjny</w:t>
             </w:r>
           </w:p>
         </w:tc>

--- a/public/assets/files/niestacjonarne/TFN.docx
+++ b/public/assets/files/niestacjonarne/TFN.docx
@@ -1156,6 +1156,7 @@
                 <w:i w:val="0"/>
                 <w:sz w:val="22"/>
               </w:rPr>
+              <w:t>Implementacja projektu frontendowego z użyciem nowoczesnych technologii (React, Vue, Angular); przygotowanie do egzaminu z zagadnień frontendowych; dokumentacja projektu.</w:t>
             </w:r>
           </w:p>
         </w:tc>
@@ -1266,7 +1267,97 @@
           <w:tcPr>
             <w:tcW w:type="dxa" w:w="9972"/>
           </w:tcPr>
-          <w:p/>
+          <w:p>
+            <w:pPr>
+              <w:spacing w:before="20" w:after="20"/>
+            </w:pPr>
+            <w:r>
+              <w:rPr>
+                <w:rFonts w:ascii="Aptos" w:hAnsi="Aptos"/>
+                <w:b/>
+                <w:sz w:val="22"/>
+              </w:rPr>
+              <w:t>Wykład:</w:t>
+            </w:r>
+          </w:p>
+          <w:p>
+            <w:pPr>
+              <w:spacing w:before="20" w:after="20"/>
+            </w:pPr>
+            <w:r>
+              <w:rPr>
+                <w:rFonts w:ascii="Aptos" w:hAnsi="Aptos"/>
+                <w:b w:val="0"/>
+                <w:sz w:val="22"/>
+              </w:rPr>
+              <w:t>• wykład z prezentacją multimedialną</w:t>
+            </w:r>
+          </w:p>
+          <w:p>
+            <w:pPr>
+              <w:spacing w:before="20" w:after="20"/>
+            </w:pPr>
+            <w:r>
+              <w:rPr>
+                <w:rFonts w:ascii="Aptos" w:hAnsi="Aptos"/>
+                <w:b w:val="0"/>
+                <w:sz w:val="22"/>
+              </w:rPr>
+              <w:t>• wykład konwersatoryjny (z elementami dyskusji)</w:t>
+            </w:r>
+          </w:p>
+          <w:p>
+            <w:pPr>
+              <w:spacing w:before="20" w:after="20"/>
+            </w:pPr>
+            <w:r>
+              <w:rPr>
+                <w:rFonts w:ascii="Aptos" w:hAnsi="Aptos"/>
+                <w:b/>
+                <w:sz w:val="22"/>
+              </w:rPr>
+              <w:t>Ćwiczenia / Laboratorium:</w:t>
+            </w:r>
+          </w:p>
+          <w:p>
+            <w:pPr>
+              <w:spacing w:before="20" w:after="20"/>
+            </w:pPr>
+            <w:r>
+              <w:rPr>
+                <w:rFonts w:ascii="Aptos" w:hAnsi="Aptos"/>
+                <w:b w:val="0"/>
+                <w:sz w:val="22"/>
+              </w:rPr>
+              <w:t>• metoda projektów (projekt praktyczny)</w:t>
+            </w:r>
+          </w:p>
+          <w:p>
+            <w:pPr>
+              <w:spacing w:before="20" w:after="20"/>
+            </w:pPr>
+            <w:r>
+              <w:rPr>
+                <w:rFonts w:ascii="Aptos" w:hAnsi="Aptos"/>
+                <w:b w:val="0"/>
+                <w:sz w:val="22"/>
+              </w:rPr>
+              <w:t>• rozwiązywanie zadań</w:t>
+            </w:r>
+          </w:p>
+          <w:p>
+            <w:pPr>
+              <w:spacing w:before="20" w:after="20"/>
+            </w:pPr>
+            <w:r>
+              <w:rPr>
+                <w:rFonts w:ascii="Aptos" w:hAnsi="Aptos"/>
+                <w:b w:val="0"/>
+                <w:sz w:val="22"/>
+              </w:rPr>
+              <w:t>• burza mózgów</w:t>
+            </w:r>
+          </w:p>
         </w:tc>
       </w:tr>
     </w:tbl>
@@ -1517,115 +1608,7 @@
                 <w:rFonts w:ascii="Aptos" w:hAnsi="Aptos"/>
                 <w:sz w:val="22"/>
               </w:rPr>
-              <w:t>1. wykład z elementami dyskusji z prezentacją multimedialną</w:t>
-            </w:r>
-          </w:p>
-          <w:p>
-            <w:pPr>
-              <w:spacing w:before="20" w:after="20"/>
-            </w:pPr>
-            <w:r>
-              <w:rPr>
-                <w:rFonts w:ascii="Aptos" w:hAnsi="Aptos"/>
-                <w:sz w:val="22"/>
-              </w:rPr>
-              <w:t>2. burza mózgów</w:t>
-            </w:r>
-          </w:p>
-          <w:p>
-            <w:pPr>
-              <w:spacing w:before="20" w:after="20"/>
-            </w:pPr>
-            <w:r>
-              <w:rPr>
-                <w:rFonts w:ascii="Aptos" w:hAnsi="Aptos"/>
-                <w:sz w:val="22"/>
-              </w:rPr>
-              <w:t>3. rozwiązywanie zadań</w:t>
-            </w:r>
-          </w:p>
-          <w:p>
-            <w:pPr>
-              <w:spacing w:before="20" w:after="20"/>
-            </w:pPr>
-            <w:r>
-              <w:rPr>
-                <w:rFonts w:ascii="Aptos" w:hAnsi="Aptos"/>
-                <w:sz w:val="22"/>
-              </w:rPr>
-              <w:t>4. analiza przypadków</w:t>
-            </w:r>
-          </w:p>
-          <w:p>
-            <w:pPr>
-              <w:spacing w:before="20" w:after="20"/>
-            </w:pPr>
-            <w:r>
-              <w:rPr>
-                <w:rFonts w:ascii="Aptos" w:hAnsi="Aptos"/>
-                <w:sz w:val="22"/>
-              </w:rPr>
-              <w:t>5. projekt praktyczny</w:t>
-            </w:r>
-          </w:p>
-          <w:p>
-            <w:pPr>
-              <w:spacing w:before="20" w:after="20"/>
-            </w:pPr>
-            <w:r>
-              <w:rPr>
-                <w:rFonts w:ascii="Aptos" w:hAnsi="Aptos"/>
-                <w:sz w:val="22"/>
-              </w:rPr>
-              <w:t>6. Kryteria oceny</w:t>
-            </w:r>
-          </w:p>
-          <w:p>
-            <w:pPr>
-              <w:spacing w:before="20" w:after="20"/>
-            </w:pPr>
-            <w:r>
-              <w:rPr>
-                <w:rFonts w:ascii="Aptos" w:hAnsi="Aptos"/>
-                <w:sz w:val="22"/>
-              </w:rPr>
-              <w:t>7. 50% Kolokwium</w:t>
-            </w:r>
-          </w:p>
-          <w:p>
-            <w:pPr>
-              <w:spacing w:before="20" w:after="20"/>
-            </w:pPr>
-            <w:r>
-              <w:rPr>
-                <w:rFonts w:ascii="Aptos" w:hAnsi="Aptos"/>
-                <w:sz w:val="22"/>
-              </w:rPr>
-              <w:t>8. 50% Projekt praktyczny</w:t>
-            </w:r>
-          </w:p>
-          <w:p>
-            <w:pPr>
-              <w:spacing w:before="20" w:after="20"/>
-            </w:pPr>
-            <w:r>
-              <w:rPr>
-                <w:rFonts w:ascii="Aptos" w:hAnsi="Aptos"/>
-                <w:sz w:val="22"/>
-              </w:rPr>
-              <w:t>9. 40% Ocena z laboratorium</w:t>
-            </w:r>
-          </w:p>
-          <w:p>
-            <w:pPr>
-              <w:spacing w:before="20" w:after="20"/>
-            </w:pPr>
-            <w:r>
-              <w:rPr>
-                <w:rFonts w:ascii="Aptos" w:hAnsi="Aptos"/>
-                <w:sz w:val="22"/>
-              </w:rPr>
-              <w:t>10. 60% Egzamin</w:t>
+              <w:t>1. egzamin pisemny</w:t>
             </w:r>
           </w:p>
         </w:tc>
@@ -1642,115 +1625,19 @@
                 <w:rFonts w:ascii="Aptos" w:hAnsi="Aptos"/>
                 <w:sz w:val="22"/>
               </w:rPr>
-              <w:t>1. wykład z elementami dyskusji z prezentacją multimedialną</w:t>
-            </w:r>
-          </w:p>
-          <w:p>
-            <w:pPr>
-              <w:spacing w:before="20" w:after="20"/>
-            </w:pPr>
-            <w:r>
-              <w:rPr>
-                <w:rFonts w:ascii="Aptos" w:hAnsi="Aptos"/>
-                <w:sz w:val="22"/>
-              </w:rPr>
-              <w:t>2. burza mózgów</w:t>
-            </w:r>
-          </w:p>
-          <w:p>
-            <w:pPr>
-              <w:spacing w:before="20" w:after="20"/>
-            </w:pPr>
-            <w:r>
-              <w:rPr>
-                <w:rFonts w:ascii="Aptos" w:hAnsi="Aptos"/>
-                <w:sz w:val="22"/>
-              </w:rPr>
-              <w:t>3. rozwiązywanie zadań</w:t>
-            </w:r>
-          </w:p>
-          <w:p>
-            <w:pPr>
-              <w:spacing w:before="20" w:after="20"/>
-            </w:pPr>
-            <w:r>
-              <w:rPr>
-                <w:rFonts w:ascii="Aptos" w:hAnsi="Aptos"/>
-                <w:sz w:val="22"/>
-              </w:rPr>
-              <w:t>4. analiza przypadków</w:t>
-            </w:r>
-          </w:p>
-          <w:p>
-            <w:pPr>
-              <w:spacing w:before="20" w:after="20"/>
-            </w:pPr>
-            <w:r>
-              <w:rPr>
-                <w:rFonts w:ascii="Aptos" w:hAnsi="Aptos"/>
-                <w:sz w:val="22"/>
-              </w:rPr>
-              <w:t>5. projekt praktyczny</w:t>
-            </w:r>
-          </w:p>
-          <w:p>
-            <w:pPr>
-              <w:spacing w:before="20" w:after="20"/>
-            </w:pPr>
-            <w:r>
-              <w:rPr>
-                <w:rFonts w:ascii="Aptos" w:hAnsi="Aptos"/>
-                <w:sz w:val="22"/>
-              </w:rPr>
-              <w:t>6. Kryteria oceny</w:t>
-            </w:r>
-          </w:p>
-          <w:p>
-            <w:pPr>
-              <w:spacing w:before="20" w:after="20"/>
-            </w:pPr>
-            <w:r>
-              <w:rPr>
-                <w:rFonts w:ascii="Aptos" w:hAnsi="Aptos"/>
-                <w:sz w:val="22"/>
-              </w:rPr>
-              <w:t>7. 50% Kolokwium</w:t>
-            </w:r>
-          </w:p>
-          <w:p>
-            <w:pPr>
-              <w:spacing w:before="20" w:after="20"/>
-            </w:pPr>
-            <w:r>
-              <w:rPr>
-                <w:rFonts w:ascii="Aptos" w:hAnsi="Aptos"/>
-                <w:sz w:val="22"/>
-              </w:rPr>
-              <w:t>8. 50% Projekt praktyczny</w:t>
-            </w:r>
-          </w:p>
-          <w:p>
-            <w:pPr>
-              <w:spacing w:before="20" w:after="20"/>
-            </w:pPr>
-            <w:r>
-              <w:rPr>
-                <w:rFonts w:ascii="Aptos" w:hAnsi="Aptos"/>
-                <w:sz w:val="22"/>
-              </w:rPr>
-              <w:t>9. 40% Ocena z laboratorium</w:t>
-            </w:r>
-          </w:p>
-          <w:p>
-            <w:pPr>
-              <w:spacing w:before="20" w:after="20"/>
-            </w:pPr>
-            <w:r>
-              <w:rPr>
-                <w:rFonts w:ascii="Aptos" w:hAnsi="Aptos"/>
-                <w:sz w:val="22"/>
-              </w:rPr>
-              <w:t>10. 60% Egzamin</w:t>
+              <w:t>1. ocena sporządzonego oprogramowania</w:t>
+            </w:r>
+          </w:p>
+          <w:p>
+            <w:pPr>
+              <w:spacing w:before="20" w:after="20"/>
+            </w:pPr>
+            <w:r>
+              <w:rPr>
+                <w:rFonts w:ascii="Aptos" w:hAnsi="Aptos"/>
+                <w:sz w:val="22"/>
+              </w:rPr>
+              <w:t>2. prezentacja projektu i dokumentacji</w:t>
             </w:r>
           </w:p>
         </w:tc>
@@ -4004,7 +3891,7 @@
                 <w:i w:val="0"/>
                 <w:sz w:val="22"/>
               </w:rPr>
-              <w:t>wykład z elementami dyskusji z prezentacją multimedialną; burza mózgów; rozwiązywanie zadań; analiza przypadków; projekt praktyczny; Kryteria oceny; 50% Kolokwium; 50% Projekt praktyczny; 40% Ocena z laboratorium; 60% Egzamin</w:t>
+              <w:t>egzamin pisemny; ocena sporządzonego oprogramowania; prezentacja projektu i dokumentacji</w:t>
             </w:r>
           </w:p>
         </w:tc>
@@ -4062,7 +3949,7 @@
                 <w:i w:val="0"/>
                 <w:sz w:val="22"/>
               </w:rPr>
-              <w:t>wykład z elementami dyskusji z prezentacją multimedialną; burza mózgów; rozwiązywanie zadań; analiza przypadków; projekt praktyczny; Kryteria oceny; 50% Kolokwium; 50% Projekt praktyczny; 40% Ocena z laboratorium; 60% Egzamin</w:t>
+              <w:t>egzamin pisemny; ocena sporządzonego oprogramowania; prezentacja projektu i dokumentacji</w:t>
             </w:r>
           </w:p>
         </w:tc>
@@ -4120,7 +4007,7 @@
                 <w:i w:val="0"/>
                 <w:sz w:val="22"/>
               </w:rPr>
-              <w:t>wykład z elementami dyskusji z prezentacją multimedialną; burza mózgów; rozwiązywanie zadań; analiza przypadków; projekt praktyczny; Kryteria oceny; 50% Kolokwium; 50% Projekt praktyczny; 40% Ocena z laboratorium; 60% Egzamin</w:t>
+              <w:t>egzamin pisemny; ocena sporządzonego oprogramowania; prezentacja projektu i dokumentacji</w:t>
             </w:r>
           </w:p>
         </w:tc>
@@ -4178,7 +4065,7 @@
                 <w:i w:val="0"/>
                 <w:sz w:val="22"/>
               </w:rPr>
-              <w:t>wykład z elementami dyskusji z prezentacją multimedialną; burza mózgów; rozwiązywanie zadań; analiza przypadków; projekt praktyczny; Kryteria oceny; 50% Kolokwium; 50% Projekt praktyczny; 40% Ocena z laboratorium; 60% Egzamin</w:t>
+              <w:t>egzamin pisemny; ocena sporządzonego oprogramowania; prezentacja projektu i dokumentacji</w:t>
             </w:r>
           </w:p>
         </w:tc>
@@ -4341,7 +4228,7 @@
                 <w:i w:val="0"/>
                 <w:sz w:val="22"/>
               </w:rPr>
-              <w:t>wykład z elementami dyskusji z prezentacją multimedialną; burza mózgów; rozwiązywanie zadań; analiza przypadków; projekt praktyczny; Kryteria oceny; 50% Kolokwium; 50% Projekt praktyczny; 40% Ocena z laboratorium; 60% Egzamin</w:t>
+              <w:t>egzamin pisemny; ocena sporządzonego oprogramowania; prezentacja projektu i dokumentacji</w:t>
             </w:r>
           </w:p>
         </w:tc>
@@ -4399,7 +4286,7 @@
                 <w:i w:val="0"/>
                 <w:sz w:val="22"/>
               </w:rPr>
-              <w:t>wykład z elementami dyskusji z prezentacją multimedialną; burza mózgów; rozwiązywanie zadań; analiza przypadków; projekt praktyczny; Kryteria oceny; 50% Kolokwium; 50% Projekt praktyczny; 40% Ocena z laboratorium; 60% Egzamin</w:t>
+              <w:t>egzamin pisemny; ocena sporządzonego oprogramowania; prezentacja projektu i dokumentacji</w:t>
             </w:r>
           </w:p>
         </w:tc>
@@ -4457,7 +4344,7 @@
                 <w:i w:val="0"/>
                 <w:sz w:val="22"/>
               </w:rPr>
-              <w:t>wykład z elementami dyskusji z prezentacją multimedialną; burza mózgów; rozwiązywanie zadań; analiza przypadków; projekt praktyczny; Kryteria oceny; 50% Kolokwium; 50% Projekt praktyczny; 40% Ocena z laboratorium; 60% Egzamin</w:t>
+              <w:t>egzamin pisemny; ocena sporządzonego oprogramowania; prezentacja projektu i dokumentacji</w:t>
             </w:r>
           </w:p>
         </w:tc>
@@ -4515,7 +4402,7 @@
                 <w:i w:val="0"/>
                 <w:sz w:val="22"/>
               </w:rPr>
-              <w:t>wykład z elementami dyskusji z prezentacją multimedialną; burza mózgów; rozwiązywanie zadań; analiza przypadków; projekt praktyczny; Kryteria oceny; 50% Kolokwium; 50% Projekt praktyczny; 40% Ocena z laboratorium; 60% Egzamin</w:t>
+              <w:t>egzamin pisemny; ocena sporządzonego oprogramowania; prezentacja projektu i dokumentacji</w:t>
             </w:r>
           </w:p>
         </w:tc>
@@ -4678,7 +4565,7 @@
                 <w:i w:val="0"/>
                 <w:sz w:val="22"/>
               </w:rPr>
-              <w:t>wykład z elementami dyskusji z prezentacją multimedialną; burza mózgów; rozwiązywanie zadań; analiza przypadków; projekt praktyczny; Kryteria oceny; 50% Kolokwium; 50% Projekt praktyczny; 40% Ocena z laboratorium; 60% Egzamin</w:t>
+              <w:t>egzamin pisemny; ocena sporządzonego oprogramowania; prezentacja projektu i dokumentacji</w:t>
             </w:r>
           </w:p>
         </w:tc>
@@ -4736,7 +4623,7 @@
                 <w:i w:val="0"/>
                 <w:sz w:val="22"/>
               </w:rPr>
-              <w:t>wykład z elementami dyskusji z prezentacją multimedialną; burza mózgów; rozwiązywanie zadań; analiza przypadków; projekt praktyczny; Kryteria oceny; 50% Kolokwium; 50% Projekt praktyczny; 40% Ocena z laboratorium; 60% Egzamin</w:t>
+              <w:t>egzamin pisemny; ocena sporządzonego oprogramowania; prezentacja projektu i dokumentacji</w:t>
             </w:r>
           </w:p>
         </w:tc>
@@ -4794,7 +4681,7 @@
                 <w:i w:val="0"/>
                 <w:sz w:val="22"/>
               </w:rPr>
-              <w:t>wykład z elementami dyskusji z prezentacją multimedialną; burza mózgów; rozwiązywanie zadań; analiza przypadków; projekt praktyczny; Kryteria oceny; 50% Kolokwium; 50% Projekt praktyczny; 40% Ocena z laboratorium; 60% Egzamin</w:t>
+              <w:t>egzamin pisemny; ocena sporządzonego oprogramowania; prezentacja projektu i dokumentacji</w:t>
             </w:r>
           </w:p>
         </w:tc>
@@ -4852,7 +4739,7 @@
                 <w:i w:val="0"/>
                 <w:sz w:val="22"/>
               </w:rPr>
-              <w:t>wykład z elementami dyskusji z prezentacją multimedialną; burza mózgów; rozwiązywanie zadań; analiza przypadków; projekt praktyczny; Kryteria oceny; 50% Kolokwium; 50% Projekt praktyczny; 40% Ocena z laboratorium; 60% Egzamin</w:t>
+              <w:t>egzamin pisemny; ocena sporządzonego oprogramowania; prezentacja projektu i dokumentacji</w:t>
             </w:r>
           </w:p>
         </w:tc>
@@ -4910,7 +4797,7 @@
                 <w:i w:val="0"/>
                 <w:sz w:val="22"/>
               </w:rPr>
-              <w:t>wykład z elementami dyskusji z prezentacją multimedialną; burza mózgów; rozwiązywanie zadań; analiza przypadków; projekt praktyczny; Kryteria oceny; 50% Kolokwium; 50% Projekt praktyczny; 40% Ocena z laboratorium; 60% Egzamin</w:t>
+              <w:t>egzamin pisemny; ocena sporządzonego oprogramowania; prezentacja projektu i dokumentacji</w:t>
             </w:r>
           </w:p>
         </w:tc>
@@ -4968,7 +4855,7 @@
                 <w:i w:val="0"/>
                 <w:sz w:val="22"/>
               </w:rPr>
-              <w:t>wykład z elementami dyskusji z prezentacją multimedialną; burza mózgów; rozwiązywanie zadań; analiza przypadków; projekt praktyczny; Kryteria oceny; 50% Kolokwium; 50% Projekt praktyczny; 40% Ocena z laboratorium; 60% Egzamin</w:t>
+              <w:t>egzamin pisemny; ocena sporządzonego oprogramowania; prezentacja projektu i dokumentacji</w:t>
             </w:r>
           </w:p>
         </w:tc>
@@ -5026,7 +4913,7 @@
                 <w:i w:val="0"/>
                 <w:sz w:val="22"/>
               </w:rPr>
-              <w:t>wykład z elementami dyskusji z prezentacją multimedialną; burza mózgów; rozwiązywanie zadań; analiza przypadków; projekt praktyczny; Kryteria oceny; 50% Kolokwium; 50% Projekt praktyczny; 40% Ocena z laboratorium; 60% Egzamin</w:t>
+              <w:t>egzamin pisemny; ocena sporządzonego oprogramowania; prezentacja projektu i dokumentacji</w:t>
             </w:r>
           </w:p>
         </w:tc>
@@ -5084,7 +4971,7 @@
                 <w:i w:val="0"/>
                 <w:sz w:val="22"/>
               </w:rPr>
-              <w:t>wykład z elementami dyskusji z prezentacją multimedialną; burza mózgów; rozwiązywanie zadań; analiza przypadków; projekt praktyczny; Kryteria oceny; 50% Kolokwium; 50% Projekt praktyczny; 40% Ocena z laboratorium; 60% Egzamin</w:t>
+              <w:t>egzamin pisemny; ocena sporządzonego oprogramowania; prezentacja projektu i dokumentacji</w:t>
             </w:r>
           </w:p>
         </w:tc>
@@ -5142,7 +5029,7 @@
                 <w:i w:val="0"/>
                 <w:sz w:val="22"/>
               </w:rPr>
-              <w:t>wykład z elementami dyskusji z prezentacją multimedialną; burza mózgów; rozwiązywanie zadań; analiza przypadków; projekt praktyczny; Kryteria oceny; 50% Kolokwium; 50% Projekt praktyczny; 40% Ocena z laboratorium; 60% Egzamin</w:t>
+              <w:t>egzamin pisemny; ocena sporządzonego oprogramowania; prezentacja projektu i dokumentacji</w:t>
             </w:r>
           </w:p>
         </w:tc>
@@ -5200,7 +5087,7 @@
                 <w:i w:val="0"/>
                 <w:sz w:val="22"/>
               </w:rPr>
-              <w:t>wykład z elementami dyskusji z prezentacją multimedialną; burza mózgów; rozwiązywanie zadań; analiza przypadków; projekt praktyczny; Kryteria oceny; 50% Kolokwium; 50% Projekt praktyczny; 40% Ocena z laboratorium; 60% Egzamin</w:t>
+              <w:t>egzamin pisemny; ocena sporządzonego oprogramowania; prezentacja projektu i dokumentacji</w:t>
             </w:r>
           </w:p>
         </w:tc>
@@ -5258,7 +5145,7 @@
                 <w:i w:val="0"/>
                 <w:sz w:val="22"/>
               </w:rPr>
-              <w:t>wykład z elementami dyskusji z prezentacją multimedialną; burza mózgów; rozwiązywanie zadań; analiza przypadków; projekt praktyczny; Kryteria oceny; 50% Kolokwium; 50% Projekt praktyczny; 40% Ocena z laboratorium; 60% Egzamin</w:t>
+              <w:t>egzamin pisemny; ocena sporządzonego oprogramowania; prezentacja projektu i dokumentacji</w:t>
             </w:r>
           </w:p>
         </w:tc>
@@ -5316,7 +5203,7 @@
                 <w:i w:val="0"/>
                 <w:sz w:val="22"/>
               </w:rPr>
-              <w:t>wykład z elementami dyskusji z prezentacją multimedialną; burza mózgów; rozwiązywanie zadań; analiza przypadków; projekt praktyczny; Kryteria oceny; 50% Kolokwium; 50% Projekt praktyczny; 40% Ocena z laboratorium; 60% Egzamin</w:t>
+              <w:t>egzamin pisemny; ocena sporządzonego oprogramowania; prezentacja projektu i dokumentacji</w:t>
             </w:r>
           </w:p>
         </w:tc>
@@ -5374,7 +5261,7 @@
                 <w:i w:val="0"/>
                 <w:sz w:val="22"/>
               </w:rPr>
-              <w:t>wykład z elementami dyskusji z prezentacją multimedialną; burza mózgów; rozwiązywanie zadań; analiza przypadków; projekt praktyczny; Kryteria oceny; 50% Kolokwium; 50% Projekt praktyczny; 40% Ocena z laboratorium; 60% Egzamin</w:t>
+              <w:t>egzamin pisemny; ocena sporządzonego oprogramowania; prezentacja projektu i dokumentacji</w:t>
             </w:r>
           </w:p>
         </w:tc>
@@ -5432,7 +5319,7 @@
                 <w:i w:val="0"/>
                 <w:sz w:val="22"/>
               </w:rPr>
-              <w:t>wykład z elementami dyskusji z prezentacją multimedialną; burza mózgów; rozwiązywanie zadań; analiza przypadków; projekt praktyczny; Kryteria oceny; 50% Kolokwium; 50% Projekt praktyczny; 40% Ocena z laboratorium; 60% Egzamin</w:t>
+              <w:t>egzamin pisemny; ocena sporządzonego oprogramowania; prezentacja projektu i dokumentacji</w:t>
             </w:r>
           </w:p>
         </w:tc>
@@ -5490,7 +5377,7 @@
                 <w:i w:val="0"/>
                 <w:sz w:val="22"/>
               </w:rPr>
-              <w:t>wykład z elementami dyskusji z prezentacją multimedialną; burza mózgów; rozwiązywanie zadań; analiza przypadków; projekt praktyczny; Kryteria oceny; 50% Kolokwium; 50% Projekt praktyczny; 40% Ocena z laboratorium; 60% Egzamin</w:t>
+              <w:t>egzamin pisemny; ocena sporządzonego oprogramowania; prezentacja projektu i dokumentacji</w:t>
             </w:r>
           </w:p>
         </w:tc>
@@ -5548,7 +5435,7 @@
                 <w:i w:val="0"/>
                 <w:sz w:val="22"/>
               </w:rPr>
-              <w:t>wykład z elementami dyskusji z prezentacją multimedialną; burza mózgów; rozwiązywanie zadań; analiza przypadków; projekt praktyczny; Kryteria oceny; 50% Kolokwium; 50% Projekt praktyczny; 40% Ocena z laboratorium; 60% Egzamin</w:t>
+              <w:t>egzamin pisemny; ocena sporządzonego oprogramowania; prezentacja projektu i dokumentacji</w:t>
             </w:r>
           </w:p>
         </w:tc>
@@ -5606,7 +5493,7 @@
                 <w:i w:val="0"/>
                 <w:sz w:val="22"/>
               </w:rPr>
-              <w:t>wykład z elementami dyskusji z prezentacją multimedialną; burza mózgów; rozwiązywanie zadań; analiza przypadków; projekt praktyczny; Kryteria oceny; 50% Kolokwium; 50% Projekt praktyczny; 40% Ocena z laboratorium; 60% Egzamin</w:t>
+              <w:t>egzamin pisemny; ocena sporządzonego oprogramowania; prezentacja projektu i dokumentacji</w:t>
             </w:r>
           </w:p>
         </w:tc>
@@ -5664,7 +5551,7 @@
                 <w:i w:val="0"/>
                 <w:sz w:val="22"/>
               </w:rPr>
-              <w:t>wykład z elementami dyskusji z prezentacją multimedialną; burza mózgów; rozwiązywanie zadań; analiza przypadków; projekt praktyczny; Kryteria oceny; 50% Kolokwium; 50% Projekt praktyczny; 40% Ocena z laboratorium; 60% Egzamin</w:t>
+              <w:t>egzamin pisemny; ocena sporządzonego oprogramowania; prezentacja projektu i dokumentacji</w:t>
             </w:r>
           </w:p>
         </w:tc>
@@ -5722,7 +5609,7 @@
                 <w:i w:val="0"/>
                 <w:sz w:val="22"/>
               </w:rPr>
-              <w:t>wykład z elementami dyskusji z prezentacją multimedialną; burza mózgów; rozwiązywanie zadań; analiza przypadków; projekt praktyczny; Kryteria oceny; 50% Kolokwium; 50% Projekt praktyczny; 40% Ocena z laboratorium; 60% Egzamin</w:t>
+              <w:t>egzamin pisemny; ocena sporządzonego oprogramowania; prezentacja projektu i dokumentacji</w:t>
             </w:r>
           </w:p>
         </w:tc>
@@ -5780,7 +5667,7 @@
                 <w:i w:val="0"/>
                 <w:sz w:val="22"/>
               </w:rPr>
-              <w:t>wykład z elementami dyskusji z prezentacją multimedialną; burza mózgów; rozwiązywanie zadań; analiza przypadków; projekt praktyczny; Kryteria oceny; 50% Kolokwium; 50% Projekt praktyczny; 40% Ocena z laboratorium; 60% Egzamin</w:t>
+              <w:t>egzamin pisemny; ocena sporządzonego oprogramowania; prezentacja projektu i dokumentacji</w:t>
             </w:r>
           </w:p>
         </w:tc>
@@ -5838,7 +5725,7 @@
                 <w:i w:val="0"/>
                 <w:sz w:val="22"/>
               </w:rPr>
-              <w:t>wykład z elementami dyskusji z prezentacją multimedialną; burza mózgów; rozwiązywanie zadań; analiza przypadków; projekt praktyczny; Kryteria oceny; 50% Kolokwium; 50% Projekt praktyczny; 40% Ocena z laboratorium; 60% Egzamin</w:t>
+              <w:t>egzamin pisemny; ocena sporządzonego oprogramowania; prezentacja projektu i dokumentacji</w:t>
             </w:r>
           </w:p>
         </w:tc>
@@ -5896,7 +5783,7 @@
                 <w:i w:val="0"/>
                 <w:sz w:val="22"/>
               </w:rPr>
-              <w:t>wykład z elementami dyskusji z prezentacją multimedialną; burza mózgów; rozwiązywanie zadań; analiza przypadków; projekt praktyczny; Kryteria oceny; 50% Kolokwium; 50% Projekt praktyczny; 40% Ocena z laboratorium; 60% Egzamin</w:t>
+              <w:t>egzamin pisemny; ocena sporządzonego oprogramowania; prezentacja projektu i dokumentacji</w:t>
             </w:r>
           </w:p>
         </w:tc>
@@ -5954,7 +5841,7 @@
                 <w:i w:val="0"/>
                 <w:sz w:val="22"/>
               </w:rPr>
-              <w:t>wykład z elementami dyskusji z prezentacją multimedialną; burza mózgów; rozwiązywanie zadań; analiza przypadków; projekt praktyczny; Kryteria oceny; 50% Kolokwium; 50% Projekt praktyczny; 40% Ocena z laboratorium; 60% Egzamin</w:t>
+              <w:t>egzamin pisemny; ocena sporządzonego oprogramowania; prezentacja projektu i dokumentacji</w:t>
             </w:r>
           </w:p>
         </w:tc>
@@ -6012,7 +5899,7 @@
                 <w:i w:val="0"/>
                 <w:sz w:val="22"/>
               </w:rPr>
-              <w:t>wykład z elementami dyskusji z prezentacją multimedialną; burza mózgów; rozwiązywanie zadań; analiza przypadków; projekt praktyczny; Kryteria oceny; 50% Kolokwium; 50% Projekt praktyczny; 40% Ocena z laboratorium; 60% Egzamin</w:t>
+              <w:t>egzamin pisemny; ocena sporządzonego oprogramowania; prezentacja projektu i dokumentacji</w:t>
             </w:r>
           </w:p>
         </w:tc>
@@ -6070,7 +5957,7 @@
                 <w:i w:val="0"/>
                 <w:sz w:val="22"/>
               </w:rPr>
-              <w:t>wykład z elementami dyskusji z prezentacją multimedialną; burza mózgów; rozwiązywanie zadań; analiza przypadków; projekt praktyczny; Kryteria oceny; 50% Kolokwium; 50% Projekt praktyczny; 40% Ocena z laboratorium; 60% Egzamin</w:t>
+              <w:t>egzamin pisemny; ocena sporządzonego oprogramowania; prezentacja projektu i dokumentacji</w:t>
             </w:r>
           </w:p>
         </w:tc>
@@ -6128,7 +6015,7 @@
                 <w:i w:val="0"/>
                 <w:sz w:val="22"/>
               </w:rPr>
-              <w:t>wykład z elementami dyskusji z prezentacją multimedialną; burza mózgów; rozwiązywanie zadań; analiza przypadków; projekt praktyczny; Kryteria oceny; 50% Kolokwium; 50% Projekt praktyczny; 40% Ocena z laboratorium; 60% Egzamin</w:t>
+              <w:t>egzamin pisemny; ocena sporządzonego oprogramowania; prezentacja projektu i dokumentacji</w:t>
             </w:r>
           </w:p>
         </w:tc>
@@ -6186,7 +6073,7 @@
                 <w:i w:val="0"/>
                 <w:sz w:val="22"/>
               </w:rPr>
-              <w:t>wykład z elementami dyskusji z prezentacją multimedialną; burza mózgów; rozwiązywanie zadań; analiza przypadków; projekt praktyczny; Kryteria oceny; 50% Kolokwium; 50% Projekt praktyczny; 40% Ocena z laboratorium; 60% Egzamin</w:t>
+              <w:t>egzamin pisemny; ocena sporządzonego oprogramowania; prezentacja projektu i dokumentacji</w:t>
             </w:r>
           </w:p>
         </w:tc>
@@ -6244,7 +6131,7 @@
                 <w:i w:val="0"/>
                 <w:sz w:val="22"/>
               </w:rPr>
-              <w:t>wykład z elementami dyskusji z prezentacją multimedialną; burza mózgów; rozwiązywanie zadań; analiza przypadków; projekt praktyczny; Kryteria oceny; 50% Kolokwium; 50% Projekt praktyczny; 40% Ocena z laboratorium; 60% Egzamin</w:t>
+              <w:t>egzamin pisemny; ocena sporządzonego oprogramowania; prezentacja projektu i dokumentacji</w:t>
             </w:r>
           </w:p>
         </w:tc>
@@ -6302,7 +6189,7 @@
                 <w:i w:val="0"/>
                 <w:sz w:val="22"/>
               </w:rPr>
-              <w:t>wykład z elementami dyskusji z prezentacją multimedialną; burza mózgów; rozwiązywanie zadań; analiza przypadków; projekt praktyczny; Kryteria oceny; 50% Kolokwium; 50% Projekt praktyczny; 40% Ocena z laboratorium; 60% Egzamin</w:t>
+              <w:t>egzamin pisemny; ocena sporządzonego oprogramowania; prezentacja projektu i dokumentacji</w:t>
             </w:r>
           </w:p>
         </w:tc>
@@ -6360,7 +6247,7 @@
                 <w:i w:val="0"/>
                 <w:sz w:val="22"/>
               </w:rPr>
-              <w:t>wykład z elementami dyskusji z prezentacją multimedialną; burza mózgów; rozwiązywanie zadań; analiza przypadków; projekt praktyczny; Kryteria oceny; 50% Kolokwium; 50% Projekt praktyczny; 40% Ocena z laboratorium; 60% Egzamin</w:t>
+              <w:t>egzamin pisemny; ocena sporządzonego oprogramowania; prezentacja projektu i dokumentacji</w:t>
             </w:r>
           </w:p>
         </w:tc>
@@ -6418,7 +6305,7 @@
                 <w:i w:val="0"/>
                 <w:sz w:val="22"/>
               </w:rPr>
-              <w:t>wykład z elementami dyskusji z prezentacją multimedialną; burza mózgów; rozwiązywanie zadań; analiza przypadków; projekt praktyczny; Kryteria oceny; 50% Kolokwium; 50% Projekt praktyczny; 40% Ocena z laboratorium; 60% Egzamin</w:t>
+              <w:t>egzamin pisemny; ocena sporządzonego oprogramowania; prezentacja projektu i dokumentacji</w:t>
             </w:r>
           </w:p>
         </w:tc>
@@ -6476,7 +6363,7 @@
                 <w:i w:val="0"/>
                 <w:sz w:val="22"/>
               </w:rPr>
-              <w:t>wykład z elementami dyskusji z prezentacją multimedialną; burza mózgów; rozwiązywanie zadań; analiza przypadków; projekt praktyczny; Kryteria oceny; 50% Kolokwium; 50% Projekt praktyczny; 40% Ocena z laboratorium; 60% Egzamin</w:t>
+              <w:t>egzamin pisemny; ocena sporządzonego oprogramowania; prezentacja projektu i dokumentacji</w:t>
             </w:r>
           </w:p>
         </w:tc>
@@ -6534,7 +6421,7 @@
                 <w:i w:val="0"/>
                 <w:sz w:val="22"/>
               </w:rPr>
-              <w:t>wykład z elementami dyskusji z prezentacją multimedialną; burza mózgów; rozwiązywanie zadań; analiza przypadków; projekt praktyczny; Kryteria oceny; 50% Kolokwium; 50% Projekt praktyczny; 40% Ocena z laboratorium; 60% Egzamin</w:t>
+              <w:t>egzamin pisemny; ocena sporządzonego oprogramowania; prezentacja projektu i dokumentacji</w:t>
             </w:r>
           </w:p>
         </w:tc>
@@ -6592,7 +6479,7 @@
                 <w:i w:val="0"/>
                 <w:sz w:val="22"/>
               </w:rPr>
-              <w:t>wykład z elementami dyskusji z prezentacją multimedialną; burza mózgów; rozwiązywanie zadań; analiza przypadków; projekt praktyczny; Kryteria oceny; 50% Kolokwium; 50% Projekt praktyczny; 40% Ocena z laboratorium; 60% Egzamin</w:t>
+              <w:t>egzamin pisemny; ocena sporządzonego oprogramowania; prezentacja projektu i dokumentacji</w:t>
             </w:r>
           </w:p>
         </w:tc>
@@ -6650,7 +6537,7 @@
                 <w:i w:val="0"/>
                 <w:sz w:val="22"/>
               </w:rPr>
-              <w:t>wykład z elementami dyskusji z prezentacją multimedialną; burza mózgów; rozwiązywanie zadań; analiza przypadków; projekt praktyczny; Kryteria oceny; 50% Kolokwium; 50% Projekt praktyczny; 40% Ocena z laboratorium; 60% Egzamin</w:t>
+              <w:t>egzamin pisemny; ocena sporządzonego oprogramowania; prezentacja projektu i dokumentacji</w:t>
             </w:r>
           </w:p>
         </w:tc>
@@ -6708,7 +6595,7 @@
                 <w:i w:val="0"/>
                 <w:sz w:val="22"/>
               </w:rPr>
-              <w:t>wykład z elementami dyskusji z prezentacją multimedialną; burza mózgów; rozwiązywanie zadań; analiza przypadków; projekt praktyczny; Kryteria oceny; 50% Kolokwium; 50% Projekt praktyczny; 40% Ocena z laboratorium; 60% Egzamin</w:t>
+              <w:t>egzamin pisemny; ocena sporządzonego oprogramowania; prezentacja projektu i dokumentacji</w:t>
             </w:r>
           </w:p>
         </w:tc>
@@ -6766,7 +6653,7 @@
                 <w:i w:val="0"/>
                 <w:sz w:val="22"/>
               </w:rPr>
-              <w:t>wykład z elementami dyskusji z prezentacją multimedialną; burza mózgów; rozwiązywanie zadań; analiza przypadków; projekt praktyczny; Kryteria oceny; 50% Kolokwium; 50% Projekt praktyczny; 40% Ocena z laboratorium; 60% Egzamin</w:t>
+              <w:t>egzamin pisemny; ocena sporządzonego oprogramowania; prezentacja projektu i dokumentacji</w:t>
             </w:r>
           </w:p>
         </w:tc>
@@ -6824,7 +6711,7 @@
                 <w:i w:val="0"/>
                 <w:sz w:val="22"/>
               </w:rPr>
-              <w:t>wykład z elementami dyskusji z prezentacją multimedialną; burza mózgów; rozwiązywanie zadań; analiza przypadków; projekt praktyczny; Kryteria oceny; 50% Kolokwium; 50% Projekt praktyczny; 40% Ocena z laboratorium; 60% Egzamin</w:t>
+              <w:t>egzamin pisemny; ocena sporządzonego oprogramowania; prezentacja projektu i dokumentacji</w:t>
             </w:r>
           </w:p>
         </w:tc>
@@ -6882,7 +6769,7 @@
                 <w:i w:val="0"/>
                 <w:sz w:val="22"/>
               </w:rPr>
-              <w:t>wykład z elementami dyskusji z prezentacją multimedialną; burza mózgów; rozwiązywanie zadań; analiza przypadków; projekt praktyczny; Kryteria oceny; 50% Kolokwium; 50% Projekt praktyczny; 40% Ocena z laboratorium; 60% Egzamin</w:t>
+              <w:t>egzamin pisemny; ocena sporządzonego oprogramowania; prezentacja projektu i dokumentacji</w:t>
             </w:r>
           </w:p>
         </w:tc>
@@ -6940,7 +6827,7 @@
                 <w:i w:val="0"/>
                 <w:sz w:val="22"/>
               </w:rPr>
-              <w:t>wykład z elementami dyskusji z prezentacją multimedialną; burza mózgów; rozwiązywanie zadań; analiza przypadków; projekt praktyczny; Kryteria oceny; 50% Kolokwium; 50% Projekt praktyczny; 40% Ocena z laboratorium; 60% Egzamin</w:t>
+              <w:t>egzamin pisemny; ocena sporządzonego oprogramowania; prezentacja projektu i dokumentacji</w:t>
             </w:r>
           </w:p>
         </w:tc>
@@ -6998,7 +6885,7 @@
                 <w:i w:val="0"/>
                 <w:sz w:val="22"/>
               </w:rPr>
-              <w:t>wykład z elementami dyskusji z prezentacją multimedialną; burza mózgów; rozwiązywanie zadań; analiza przypadków; projekt praktyczny; Kryteria oceny; 50% Kolokwium; 50% Projekt praktyczny; 40% Ocena z laboratorium; 60% Egzamin</w:t>
+              <w:t>egzamin pisemny; ocena sporządzonego oprogramowania; prezentacja projektu i dokumentacji</w:t>
             </w:r>
           </w:p>
         </w:tc>
@@ -7056,7 +6943,7 @@
                 <w:i w:val="0"/>
                 <w:sz w:val="22"/>
               </w:rPr>
-              <w:t>wykład z elementami dyskusji z prezentacją multimedialną; burza mózgów; rozwiązywanie zadań; analiza przypadków; projekt praktyczny; Kryteria oceny; 50% Kolokwium; 50% Projekt praktyczny; 40% Ocena z laboratorium; 60% Egzamin</w:t>
+              <w:t>egzamin pisemny; ocena sporządzonego oprogramowania; prezentacja projektu i dokumentacji</w:t>
             </w:r>
           </w:p>
         </w:tc>
@@ -7114,7 +7001,7 @@
                 <w:i w:val="0"/>
                 <w:sz w:val="22"/>
               </w:rPr>
-              <w:t>wykład z elementami dyskusji z prezentacją multimedialną; burza mózgów; rozwiązywanie zadań; analiza przypadków; projekt praktyczny; Kryteria oceny; 50% Kolokwium; 50% Projekt praktyczny; 40% Ocena z laboratorium; 60% Egzamin</w:t>
+              <w:t>egzamin pisemny; ocena sporządzonego oprogramowania; prezentacja projektu i dokumentacji</w:t>
             </w:r>
           </w:p>
         </w:tc>
@@ -7172,7 +7059,7 @@
                 <w:i w:val="0"/>
                 <w:sz w:val="22"/>
               </w:rPr>
-              <w:t>wykład z elementami dyskusji z prezentacją multimedialną; burza mózgów; rozwiązywanie zadań; analiza przypadków; projekt praktyczny; Kryteria oceny; 50% Kolokwium; 50% Projekt praktyczny; 40% Ocena z laboratorium; 60% Egzamin</w:t>
+              <w:t>egzamin pisemny; ocena sporządzonego oprogramowania; prezentacja projektu i dokumentacji</w:t>
             </w:r>
           </w:p>
         </w:tc>
@@ -7230,7 +7117,7 @@
                 <w:i w:val="0"/>
                 <w:sz w:val="22"/>
               </w:rPr>
-              <w:t>wykład z elementami dyskusji z prezentacją multimedialną; burza mózgów; rozwiązywanie zadań; analiza przypadków; projekt praktyczny; Kryteria oceny; 50% Kolokwium; 50% Projekt praktyczny; 40% Ocena z laboratorium; 60% Egzamin</w:t>
+              <w:t>egzamin pisemny; ocena sporządzonego oprogramowania; prezentacja projektu i dokumentacji</w:t>
             </w:r>
           </w:p>
         </w:tc>
@@ -7288,7 +7175,7 @@
                 <w:i w:val="0"/>
                 <w:sz w:val="22"/>
               </w:rPr>
-              <w:t>wykład z elementami dyskusji z prezentacją multimedialną; burza mózgów; rozwiązywanie zadań; analiza przypadków; projekt praktyczny; Kryteria oceny; 50% Kolokwium; 50% Projekt praktyczny; 40% Ocena z laboratorium; 60% Egzamin</w:t>
+              <w:t>egzamin pisemny; ocena sporządzonego oprogramowania; prezentacja projektu i dokumentacji</w:t>
             </w:r>
           </w:p>
         </w:tc>
@@ -7346,7 +7233,7 @@
                 <w:i w:val="0"/>
                 <w:sz w:val="22"/>
               </w:rPr>
-              <w:t>wykład z elementami dyskusji z prezentacją multimedialną; burza mózgów; rozwiązywanie zadań; analiza przypadków; projekt praktyczny; Kryteria oceny; 50% Kolokwium; 50% Projekt praktyczny; 40% Ocena z laboratorium; 60% Egzamin</w:t>
+              <w:t>egzamin pisemny; ocena sporządzonego oprogramowania; prezentacja projektu i dokumentacji</w:t>
             </w:r>
           </w:p>
         </w:tc>
@@ -7404,7 +7291,7 @@
                 <w:i w:val="0"/>
                 <w:sz w:val="22"/>
               </w:rPr>
-              <w:t>wykład z elementami dyskusji z prezentacją multimedialną; burza mózgów; rozwiązywanie zadań; analiza przypadków; projekt praktyczny; Kryteria oceny; 50% Kolokwium; 50% Projekt praktyczny; 40% Ocena z laboratorium; 60% Egzamin</w:t>
+              <w:t>egzamin pisemny; ocena sporządzonego oprogramowania; prezentacja projektu i dokumentacji</w:t>
             </w:r>
           </w:p>
         </w:tc>
@@ -7462,7 +7349,7 @@
                 <w:i w:val="0"/>
                 <w:sz w:val="22"/>
               </w:rPr>
-              <w:t>wykład z elementami dyskusji z prezentacją multimedialną; burza mózgów; rozwiązywanie zadań; analiza przypadków; projekt praktyczny; Kryteria oceny; 50% Kolokwium; 50% Projekt praktyczny; 40% Ocena z laboratorium; 60% Egzamin</w:t>
+              <w:t>egzamin pisemny; ocena sporządzonego oprogramowania; prezentacja projektu i dokumentacji</w:t>
             </w:r>
           </w:p>
         </w:tc>
@@ -7520,7 +7407,7 @@
                 <w:i w:val="0"/>
                 <w:sz w:val="22"/>
               </w:rPr>
-              <w:t>wykład z elementami dyskusji z prezentacją multimedialną; burza mózgów; rozwiązywanie zadań; analiza przypadków; projekt praktyczny; Kryteria oceny; 50% Kolokwium; 50% Projekt praktyczny; 40% Ocena z laboratorium; 60% Egzamin</w:t>
+              <w:t>egzamin pisemny; ocena sporządzonego oprogramowania; prezentacja projektu i dokumentacji</w:t>
             </w:r>
           </w:p>
         </w:tc>
@@ -7578,7 +7465,7 @@
                 <w:i w:val="0"/>
                 <w:sz w:val="22"/>
               </w:rPr>
-              <w:t>wykład z elementami dyskusji z prezentacją multimedialną; burza mózgów; rozwiązywanie zadań; analiza przypadków; projekt praktyczny; Kryteria oceny; 50% Kolokwium; 50% Projekt praktyczny; 40% Ocena z laboratorium; 60% Egzamin</w:t>
+              <w:t>egzamin pisemny; ocena sporządzonego oprogramowania; prezentacja projektu i dokumentacji</w:t>
             </w:r>
           </w:p>
         </w:tc>
@@ -7636,7 +7523,7 @@
                 <w:i w:val="0"/>
                 <w:sz w:val="22"/>
               </w:rPr>
-              <w:t>wykład z elementami dyskusji z prezentacją multimedialną; burza mózgów; rozwiązywanie zadań; analiza przypadków; projekt praktyczny; Kryteria oceny; 50% Kolokwium; 50% Projekt praktyczny; 40% Ocena z laboratorium; 60% Egzamin</w:t>
+              <w:t>egzamin pisemny; ocena sporządzonego oprogramowania; prezentacja projektu i dokumentacji</w:t>
             </w:r>
           </w:p>
         </w:tc>
@@ -7694,7 +7581,7 @@
                 <w:i w:val="0"/>
                 <w:sz w:val="22"/>
               </w:rPr>
-              <w:t>wykład z elementami dyskusji z prezentacją multimedialną; burza mózgów; rozwiązywanie zadań; analiza przypadków; projekt praktyczny; Kryteria oceny; 50% Kolokwium; 50% Projekt praktyczny; 40% Ocena z laboratorium; 60% Egzamin</w:t>
+              <w:t>egzamin pisemny; ocena sporządzonego oprogramowania; prezentacja projektu i dokumentacji</w:t>
             </w:r>
           </w:p>
         </w:tc>
@@ -7752,7 +7639,7 @@
                 <w:i w:val="0"/>
                 <w:sz w:val="22"/>
               </w:rPr>
-              <w:t>wykład z elementami dyskusji z prezentacją multimedialną; burza mózgów; rozwiązywanie zadań; analiza przypadków; projekt praktyczny; Kryteria oceny; 50% Kolokwium; 50% Projekt praktyczny; 40% Ocena z laboratorium; 60% Egzamin</w:t>
+              <w:t>egzamin pisemny; ocena sporządzonego oprogramowania; prezentacja projektu i dokumentacji</w:t>
             </w:r>
           </w:p>
         </w:tc>
@@ -7810,7 +7697,7 @@
                 <w:i w:val="0"/>
                 <w:sz w:val="22"/>
               </w:rPr>
-              <w:t>wykład z elementami dyskusji z prezentacją multimedialną; burza mózgów; rozwiązywanie zadań; analiza przypadków; projekt praktyczny; Kryteria oceny; 50% Kolokwium; 50% Projekt praktyczny; 40% Ocena z laboratorium; 60% Egzamin</w:t>
+              <w:t>egzamin pisemny; ocena sporządzonego oprogramowania; prezentacja projektu i dokumentacji</w:t>
             </w:r>
           </w:p>
         </w:tc>
@@ -7868,7 +7755,7 @@
                 <w:i w:val="0"/>
                 <w:sz w:val="22"/>
               </w:rPr>
-              <w:t>wykład z elementami dyskusji z prezentacją multimedialną; burza mózgów; rozwiązywanie zadań; analiza przypadków; projekt praktyczny; Kryteria oceny; 50% Kolokwium; 50% Projekt praktyczny; 40% Ocena z laboratorium; 60% Egzamin</w:t>
+              <w:t>egzamin pisemny; ocena sporządzonego oprogramowania; prezentacja projektu i dokumentacji</w:t>
             </w:r>
           </w:p>
         </w:tc>
@@ -7926,7 +7813,7 @@
                 <w:i w:val="0"/>
                 <w:sz w:val="22"/>
               </w:rPr>
-              <w:t>wykład z elementami dyskusji z prezentacją multimedialną; burza mózgów; rozwiązywanie zadań; analiza przypadków; projekt praktyczny; Kryteria oceny; 50% Kolokwium; 50% Projekt praktyczny; 40% Ocena z laboratorium; 60% Egzamin</w:t>
+              <w:t>egzamin pisemny; ocena sporządzonego oprogramowania; prezentacja projektu i dokumentacji</w:t>
             </w:r>
           </w:p>
         </w:tc>
@@ -7984,7 +7871,7 @@
                 <w:i w:val="0"/>
                 <w:sz w:val="22"/>
               </w:rPr>
-              <w:t>wykład z elementami dyskusji z prezentacją multimedialną; burza mózgów; rozwiązywanie zadań; analiza przypadków; projekt praktyczny; Kryteria oceny; 50% Kolokwium; 50% Projekt praktyczny; 40% Ocena z laboratorium; 60% Egzamin</w:t>
+              <w:t>egzamin pisemny; ocena sporządzonego oprogramowania; prezentacja projektu i dokumentacji</w:t>
             </w:r>
           </w:p>
         </w:tc>
@@ -8042,7 +7929,7 @@
                 <w:i w:val="0"/>
                 <w:sz w:val="22"/>
               </w:rPr>
-              <w:t>wykład z elementami dyskusji z prezentacją multimedialną; burza mózgów; rozwiązywanie zadań; analiza przypadków; projekt praktyczny; Kryteria oceny; 50% Kolokwium; 50% Projekt praktyczny; 40% Ocena z laboratorium; 60% Egzamin</w:t>
+              <w:t>egzamin pisemny; ocena sporządzonego oprogramowania; prezentacja projektu i dokumentacji</w:t>
             </w:r>
           </w:p>
         </w:tc>
@@ -8100,7 +7987,7 @@
                 <w:i w:val="0"/>
                 <w:sz w:val="22"/>
               </w:rPr>
-              <w:t>wykład z elementami dyskusji z prezentacją multimedialną; burza mózgów; rozwiązywanie zadań; analiza przypadków; projekt praktyczny; Kryteria oceny; 50% Kolokwium; 50% Projekt praktyczny; 40% Ocena z laboratorium; 60% Egzamin</w:t>
+              <w:t>egzamin pisemny; ocena sporządzonego oprogramowania; prezentacja projektu i dokumentacji</w:t>
             </w:r>
           </w:p>
         </w:tc>
@@ -8158,7 +8045,7 @@
                 <w:i w:val="0"/>
                 <w:sz w:val="22"/>
               </w:rPr>
-              <w:t>wykład z elementami dyskusji z prezentacją multimedialną; burza mózgów; rozwiązywanie zadań; analiza przypadków; projekt praktyczny; Kryteria oceny; 50% Kolokwium; 50% Projekt praktyczny; 40% Ocena z laboratorium; 60% Egzamin</w:t>
+              <w:t>egzamin pisemny; ocena sporządzonego oprogramowania; prezentacja projektu i dokumentacji</w:t>
             </w:r>
           </w:p>
         </w:tc>
@@ -8216,7 +8103,7 @@
                 <w:i w:val="0"/>
                 <w:sz w:val="22"/>
               </w:rPr>
-              <w:t>wykład z elementami dyskusji z prezentacją multimedialną; burza mózgów; rozwiązywanie zadań; analiza przypadków; projekt praktyczny; Kryteria oceny; 50% Kolokwium; 50% Projekt praktyczny; 40% Ocena z laboratorium; 60% Egzamin</w:t>
+              <w:t>egzamin pisemny; ocena sporządzonego oprogramowania; prezentacja projektu i dokumentacji</w:t>
             </w:r>
           </w:p>
         </w:tc>
@@ -8274,7 +8161,7 @@
                 <w:i w:val="0"/>
                 <w:sz w:val="22"/>
               </w:rPr>
-              <w:t>wykład z elementami dyskusji z prezentacją multimedialną; burza mózgów; rozwiązywanie zadań; analiza przypadków; projekt praktyczny; Kryteria oceny; 50% Kolokwium; 50% Projekt praktyczny; 40% Ocena z laboratorium; 60% Egzamin</w:t>
+              <w:t>egzamin pisemny; ocena sporządzonego oprogramowania; prezentacja projektu i dokumentacji</w:t>
             </w:r>
           </w:p>
         </w:tc>
@@ -8332,7 +8219,7 @@
                 <w:i w:val="0"/>
                 <w:sz w:val="22"/>
               </w:rPr>
-              <w:t>wykład z elementami dyskusji z prezentacją multimedialną; burza mózgów; rozwiązywanie zadań; analiza przypadków; projekt praktyczny; Kryteria oceny; 50% Kolokwium; 50% Projekt praktyczny; 40% Ocena z laboratorium; 60% Egzamin</w:t>
+              <w:t>egzamin pisemny; ocena sporządzonego oprogramowania; prezentacja projektu i dokumentacji</w:t>
             </w:r>
           </w:p>
         </w:tc>
@@ -8390,7 +8277,7 @@
                 <w:i w:val="0"/>
                 <w:sz w:val="22"/>
               </w:rPr>
-              <w:t>wykład z elementami dyskusji z prezentacją multimedialną; burza mózgów; rozwiązywanie zadań; analiza przypadków; projekt praktyczny; Kryteria oceny; 50% Kolokwium; 50% Projekt praktyczny; 40% Ocena z laboratorium; 60% Egzamin</w:t>
+              <w:t>egzamin pisemny; ocena sporządzonego oprogramowania; prezentacja projektu i dokumentacji</w:t>
             </w:r>
           </w:p>
         </w:tc>
@@ -8448,7 +8335,7 @@
                 <w:i w:val="0"/>
                 <w:sz w:val="22"/>
               </w:rPr>
-              <w:t>wykład z elementami dyskusji z prezentacją multimedialną; burza mózgów; rozwiązywanie zadań; analiza przypadków; projekt praktyczny; Kryteria oceny; 50% Kolokwium; 50% Projekt praktyczny; 40% Ocena z laboratorium; 60% Egzamin</w:t>
+              <w:t>egzamin pisemny; ocena sporządzonego oprogramowania; prezentacja projektu i dokumentacji</w:t>
             </w:r>
           </w:p>
         </w:tc>
@@ -8506,7 +8393,7 @@
                 <w:i w:val="0"/>
                 <w:sz w:val="22"/>
               </w:rPr>
-              <w:t>wykład z elementami dyskusji z prezentacją multimedialną; burza mózgów; rozwiązywanie zadań; analiza przypadków; projekt praktyczny; Kryteria oceny; 50% Kolokwium; 50% Projekt praktyczny; 40% Ocena z laboratorium; 60% Egzamin</w:t>
+              <w:t>egzamin pisemny; ocena sporządzonego oprogramowania; prezentacja projektu i dokumentacji</w:t>
             </w:r>
           </w:p>
         </w:tc>
@@ -8564,7 +8451,7 @@
                 <w:i w:val="0"/>
                 <w:sz w:val="22"/>
               </w:rPr>
-              <w:t>wykład z elementami dyskusji z prezentacją multimedialną; burza mózgów; rozwiązywanie zadań; analiza przypadków; projekt praktyczny; Kryteria oceny; 50% Kolokwium; 50% Projekt praktyczny; 40% Ocena z laboratorium; 60% Egzamin</w:t>
+              <w:t>egzamin pisemny; ocena sporządzonego oprogramowania; prezentacja projektu i dokumentacji</w:t>
             </w:r>
           </w:p>
         </w:tc>
@@ -8622,7 +8509,7 @@
                 <w:i w:val="0"/>
                 <w:sz w:val="22"/>
               </w:rPr>
-              <w:t>wykład z elementami dyskusji z prezentacją multimedialną; burza mózgów; rozwiązywanie zadań; analiza przypadków; projekt praktyczny; Kryteria oceny; 50% Kolokwium; 50% Projekt praktyczny; 40% Ocena z laboratorium; 60% Egzamin</w:t>
+              <w:t>egzamin pisemny; ocena sporządzonego oprogramowania; prezentacja projektu i dokumentacji</w:t>
             </w:r>
           </w:p>
         </w:tc>
@@ -8680,7 +8567,7 @@
                 <w:i w:val="0"/>
                 <w:sz w:val="22"/>
               </w:rPr>
-              <w:t>wykład z elementami dyskusji z prezentacją multimedialną; burza mózgów; rozwiązywanie zadań; analiza przypadków; projekt praktyczny; Kryteria oceny; 50% Kolokwium; 50% Projekt praktyczny; 40% Ocena z laboratorium; 60% Egzamin</w:t>
+              <w:t>egzamin pisemny; ocena sporządzonego oprogramowania; prezentacja projektu i dokumentacji</w:t>
             </w:r>
           </w:p>
         </w:tc>
@@ -8738,7 +8625,7 @@
                 <w:i w:val="0"/>
                 <w:sz w:val="22"/>
               </w:rPr>
-              <w:t>wykład z elementami dyskusji z prezentacją multimedialną; burza mózgów; rozwiązywanie zadań; analiza przypadków; projekt praktyczny; Kryteria oceny; 50% Kolokwium; 50% Projekt praktyczny; 40% Ocena z laboratorium; 60% Egzamin</w:t>
+              <w:t>egzamin pisemny; ocena sporządzonego oprogramowania; prezentacja projektu i dokumentacji</w:t>
             </w:r>
           </w:p>
         </w:tc>
@@ -8796,7 +8683,7 @@
                 <w:i w:val="0"/>
                 <w:sz w:val="22"/>
               </w:rPr>
-              <w:t>wykład z elementami dyskusji z prezentacją multimedialną; burza mózgów; rozwiązywanie zadań; analiza przypadków; projekt praktyczny; Kryteria oceny; 50% Kolokwium; 50% Projekt praktyczny; 40% Ocena z laboratorium; 60% Egzamin</w:t>
+              <w:t>egzamin pisemny; ocena sporządzonego oprogramowania; prezentacja projektu i dokumentacji</w:t>
             </w:r>
           </w:p>
         </w:tc>
@@ -8854,7 +8741,7 @@
                 <w:i w:val="0"/>
                 <w:sz w:val="22"/>
               </w:rPr>
-              <w:t>wykład z elementami dyskusji z prezentacją multimedialną; burza mózgów; rozwiązywanie zadań; analiza przypadków; projekt praktyczny; Kryteria oceny; 50% Kolokwium; 50% Projekt praktyczny; 40% Ocena z laboratorium; 60% Egzamin</w:t>
+              <w:t>egzamin pisemny; ocena sporządzonego oprogramowania; prezentacja projektu i dokumentacji</w:t>
             </w:r>
           </w:p>
         </w:tc>
@@ -8912,7 +8799,7 @@
                 <w:i w:val="0"/>
                 <w:sz w:val="22"/>
               </w:rPr>
-              <w:t>wykład z elementami dyskusji z prezentacją multimedialną; burza mózgów; rozwiązywanie zadań; analiza przypadków; projekt praktyczny; Kryteria oceny; 50% Kolokwium; 50% Projekt praktyczny; 40% Ocena z laboratorium; 60% Egzamin</w:t>
+              <w:t>egzamin pisemny; ocena sporządzonego oprogramowania; prezentacja projektu i dokumentacji</w:t>
             </w:r>
           </w:p>
         </w:tc>
@@ -8970,7 +8857,7 @@
                 <w:i w:val="0"/>
                 <w:sz w:val="22"/>
               </w:rPr>
-              <w:t>wykład z elementami dyskusji z prezentacją multimedialną; burza mózgów; rozwiązywanie zadań; analiza przypadków; projekt praktyczny; Kryteria oceny; 50% Kolokwium; 50% Projekt praktyczny; 40% Ocena z laboratorium; 60% Egzamin</w:t>
+              <w:t>egzamin pisemny; ocena sporządzonego oprogramowania; prezentacja projektu i dokumentacji</w:t>
             </w:r>
           </w:p>
         </w:tc>
@@ -9028,7 +8915,7 @@
                 <w:i w:val="0"/>
                 <w:sz w:val="22"/>
               </w:rPr>
-              <w:t>wykład z elementami dyskusji z prezentacją multimedialną; burza mózgów; rozwiązywanie zadań; analiza przypadków; projekt praktyczny; Kryteria oceny; 50% Kolokwium; 50% Projekt praktyczny; 40% Ocena z laboratorium; 60% Egzamin</w:t>
+              <w:t>egzamin pisemny; ocena sporządzonego oprogramowania; prezentacja projektu i dokumentacji</w:t>
             </w:r>
           </w:p>
         </w:tc>
@@ -9086,7 +8973,7 @@
                 <w:i w:val="0"/>
                 <w:sz w:val="22"/>
               </w:rPr>
-              <w:t>wykład z elementami dyskusji z prezentacją multimedialną; burza mózgów; rozwiązywanie zadań; analiza przypadków; projekt praktyczny; Kryteria oceny; 50% Kolokwium; 50% Projekt praktyczny; 40% Ocena z laboratorium; 60% Egzamin</w:t>
+              <w:t>egzamin pisemny; ocena sporządzonego oprogramowania; prezentacja projektu i dokumentacji</w:t>
             </w:r>
           </w:p>
         </w:tc>
@@ -9144,7 +9031,7 @@
                 <w:i w:val="0"/>
                 <w:sz w:val="22"/>
               </w:rPr>
-              <w:t>wykład z elementami dyskusji z prezentacją multimedialną; burza mózgów; rozwiązywanie zadań; analiza przypadków; projekt praktyczny; Kryteria oceny; 50% Kolokwium; 50% Projekt praktyczny; 40% Ocena z laboratorium; 60% Egzamin</w:t>
+              <w:t>egzamin pisemny; ocena sporządzonego oprogramowania; prezentacja projektu i dokumentacji</w:t>
             </w:r>
           </w:p>
         </w:tc>
